--- a/00-首页/题组Word/习题书/第四篇-元素与分析/第四篇-元素与分析-1-结构基础与波谱分析-学生版-打印版.docx
+++ b/00-首页/题组Word/习题书/第四篇-元素与分析/第四篇-元素与分析-1-结构基础与波谱分析-学生版-打印版.docx
@@ -2004,7 +2004,7 @@
         <w:color w:val="000000"/>
         <w:sz w:val="18"/>
       </w:rPr>
-      <w:t>第四篇 元素与分析 · 第四篇-元素与分析-1-结构基础与波谱分析</w:t>
+      <w:t>第四篇 元素与分析 · 第四篇-元素与分析-1-结构基础与波谱分析-学生版</w:t>
     </w:r>
   </w:p>
 </w:hdr>
